--- a/1_デイリーノート4月17日.docx
+++ b/1_デイリーノート4月17日.docx
@@ -29,6 +29,20 @@
           <w:sz w:val="28"/>
         </w:rPr>
         <w:t>臨床実習）</w:t>
+      </w:r>
+      <w:r>
+        <w:rPr>
+          <w:rFonts w:ascii="游ゴシック Medium" w:eastAsia="游ゴシック Medium" w:hAnsi="游ゴシック Medium"/>
+          <w:sz w:val="28"/>
+        </w:rPr>
+        <w:t>P232064</w:t>
+      </w:r>
+      <w:r>
+        <w:rPr>
+          <w:rFonts w:ascii="游ゴシック Medium" w:eastAsia="游ゴシック Medium" w:hAnsi="游ゴシック Medium" w:hint="eastAsia"/>
+          <w:sz w:val="28"/>
+        </w:rPr>
+        <w:t xml:space="preserve">　藤井泰成</w:t>
       </w:r>
     </w:p>
     <w:tbl>
@@ -82,6 +96,13 @@
             </w:r>
             <w:r>
               <w:rPr>
+                <w:rFonts w:ascii="游ゴシック Medium" w:eastAsia="游ゴシック Medium" w:hAnsi="游ゴシック Medium"/>
+                <w:szCs w:val="21"/>
+              </w:rPr>
+              <w:t>2026</w:t>
+            </w:r>
+            <w:r>
+              <w:rPr>
                 <w:rFonts w:ascii="游ゴシック Medium" w:eastAsia="游ゴシック Medium" w:hAnsi="游ゴシック Medium" w:hint="eastAsia"/>
                 <w:szCs w:val="21"/>
               </w:rPr>
@@ -99,10 +120,45 @@
             </w:pPr>
             <w:r>
               <w:rPr>
+                <w:rFonts w:ascii="游ゴシック Medium" w:eastAsia="游ゴシック Medium" w:hAnsi="游ゴシック Medium"/>
+                <w:szCs w:val="21"/>
+              </w:rPr>
+              <w:t>4</w:t>
+            </w:r>
+            <w:r>
+              <w:rPr>
                 <w:rFonts w:ascii="游ゴシック Medium" w:eastAsia="游ゴシック Medium" w:hAnsi="游ゴシック Medium" w:hint="eastAsia"/>
                 <w:szCs w:val="21"/>
               </w:rPr>
-              <w:t>月　日（　）</w:t>
+              <w:t xml:space="preserve">月　</w:t>
+            </w:r>
+            <w:r>
+              <w:rPr>
+                <w:rFonts w:ascii="游ゴシック Medium" w:eastAsia="游ゴシック Medium" w:hAnsi="游ゴシック Medium"/>
+                <w:szCs w:val="21"/>
+              </w:rPr>
+              <w:t>17</w:t>
+            </w:r>
+            <w:r>
+              <w:rPr>
+                <w:rFonts w:ascii="游ゴシック Medium" w:eastAsia="游ゴシック Medium" w:hAnsi="游ゴシック Medium" w:hint="eastAsia"/>
+                <w:szCs w:val="21"/>
+              </w:rPr>
+              <w:t>日（</w:t>
+            </w:r>
+            <w:r>
+              <w:rPr>
+                <w:rFonts w:ascii="游ゴシック Medium" w:eastAsia="游ゴシック Medium" w:hAnsi="游ゴシック Medium" w:hint="eastAsia"/>
+                <w:szCs w:val="21"/>
+              </w:rPr>
+              <w:t>金</w:t>
+            </w:r>
+            <w:r>
+              <w:rPr>
+                <w:rFonts w:ascii="游ゴシック Medium" w:eastAsia="游ゴシック Medium" w:hAnsi="游ゴシック Medium" w:hint="eastAsia"/>
+                <w:szCs w:val="21"/>
+              </w:rPr>
+              <w:t>）</w:t>
             </w:r>
           </w:p>
         </w:tc>
@@ -199,42 +255,12 @@
           </w:p>
           <w:p>
             <w:pPr>
-              <w:ind w:firstLineChars="50" w:firstLine="90"/>
-              <w:rPr>
-                <w:rFonts w:ascii="游ゴシック Medium" w:eastAsia="游ゴシック Medium" w:hAnsi="游ゴシック Medium"/>
-                <w:color w:val="FF0000"/>
+              <w:rPr>
+                <w:rFonts w:ascii="游ゴシック Medium" w:eastAsia="游ゴシック Medium" w:hAnsi="游ゴシック Medium"/>
                 <w:sz w:val="18"/>
                 <w:szCs w:val="18"/>
               </w:rPr>
             </w:pPr>
-          </w:p>
-          <w:p>
-            <w:pPr>
-              <w:ind w:firstLineChars="50" w:firstLine="90"/>
-              <w:rPr>
-                <w:rFonts w:ascii="游ゴシック Medium" w:eastAsia="游ゴシック Medium" w:hAnsi="游ゴシック Medium"/>
-                <w:color w:val="FF0000"/>
-                <w:sz w:val="18"/>
-                <w:szCs w:val="18"/>
-              </w:rPr>
-            </w:pPr>
-          </w:p>
-          <w:p>
-            <w:pPr>
-              <w:rPr>
-                <w:rFonts w:ascii="游ゴシック Medium" w:eastAsia="游ゴシック Medium" w:hAnsi="游ゴシック Medium"/>
-                <w:sz w:val="18"/>
-                <w:szCs w:val="18"/>
-              </w:rPr>
-            </w:pPr>
-            <w:r>
-              <w:rPr>
-                <w:rFonts w:ascii="游ゴシック Medium" w:eastAsia="游ゴシック Medium" w:hAnsi="游ゴシック Medium" w:hint="eastAsia"/>
-                <w:sz w:val="18"/>
-                <w:szCs w:val="18"/>
-              </w:rPr>
-              <w:t xml:space="preserve"> </w:t>
-            </w:r>
           </w:p>
         </w:tc>
         <w:tc>
@@ -594,199 +620,87 @@
             </w:tcBorders>
           </w:tcPr>
           <w:p>
-            <w:pPr>
-              <w:rPr>
-                <w:rFonts w:ascii="游ゴシック Medium" w:eastAsia="游ゴシック Medium" w:hAnsi="游ゴシック Medium"/>
-              </w:rPr>
-            </w:pPr>
-            <w:r>
-              <w:rPr>
-                <w:rFonts w:ascii="游ゴシック Medium" w:eastAsia="游ゴシック Medium" w:hAnsi="游ゴシック Medium" w:hint="eastAsia"/>
-              </w:rPr>
-              <w:t>患者情報：</w:t>
-            </w:r>
-          </w:p>
-          <w:p>
-            <w:pPr>
-              <w:rPr>
-                <w:rFonts w:ascii="游ゴシック Medium" w:eastAsia="游ゴシック Medium" w:hAnsi="游ゴシック Medium"/>
-              </w:rPr>
-            </w:pPr>
-            <w:r>
-              <w:rPr>
-                <w:rFonts w:ascii="游ゴシック Medium" w:eastAsia="游ゴシック Medium" w:hAnsi="游ゴシック Medium" w:hint="eastAsia"/>
-              </w:rPr>
-              <w:t>診断名：</w:t>
-            </w:r>
-          </w:p>
-          <w:p>
-            <w:pPr>
-              <w:rPr>
-                <w:rFonts w:ascii="游ゴシック Medium" w:eastAsia="游ゴシック Medium" w:hAnsi="游ゴシック Medium"/>
-              </w:rPr>
-            </w:pPr>
-          </w:p>
-          <w:p>
-            <w:pPr>
-              <w:rPr>
-                <w:rFonts w:ascii="游ゴシック Medium" w:eastAsia="游ゴシック Medium" w:hAnsi="游ゴシック Medium"/>
-              </w:rPr>
-            </w:pPr>
-          </w:p>
-          <w:p>
-            <w:pPr>
-              <w:rPr>
-                <w:rFonts w:ascii="游ゴシック Medium" w:eastAsia="游ゴシック Medium" w:hAnsi="游ゴシック Medium"/>
-              </w:rPr>
-            </w:pPr>
-          </w:p>
-          <w:p>
-            <w:pPr>
-              <w:rPr>
-                <w:rFonts w:ascii="游ゴシック Medium" w:eastAsia="游ゴシック Medium" w:hAnsi="游ゴシック Medium"/>
-              </w:rPr>
-            </w:pPr>
-          </w:p>
-          <w:p>
-            <w:pPr>
-              <w:rPr>
-                <w:rFonts w:ascii="游ゴシック Medium" w:eastAsia="游ゴシック Medium" w:hAnsi="游ゴシック Medium"/>
-              </w:rPr>
-            </w:pPr>
-          </w:p>
-          <w:p>
-            <w:pPr>
-              <w:rPr>
-                <w:rFonts w:ascii="游ゴシック Medium" w:eastAsia="游ゴシック Medium" w:hAnsi="游ゴシック Medium"/>
-              </w:rPr>
-            </w:pPr>
-          </w:p>
-          <w:p>
-            <w:pPr>
-              <w:rPr>
-                <w:rFonts w:ascii="游ゴシック Medium" w:eastAsia="游ゴシック Medium" w:hAnsi="游ゴシック Medium"/>
-              </w:rPr>
-            </w:pPr>
-          </w:p>
-          <w:p>
-            <w:pPr>
-              <w:rPr>
-                <w:rFonts w:ascii="游ゴシック Medium" w:eastAsia="游ゴシック Medium" w:hAnsi="游ゴシック Medium"/>
-              </w:rPr>
-            </w:pPr>
-          </w:p>
-          <w:p>
-            <w:pPr>
-              <w:rPr>
-                <w:rFonts w:ascii="游ゴシック Medium" w:eastAsia="游ゴシック Medium" w:hAnsi="游ゴシック Medium"/>
-              </w:rPr>
-            </w:pPr>
-          </w:p>
-          <w:p>
-            <w:pPr>
-              <w:rPr>
-                <w:rFonts w:ascii="游ゴシック Medium" w:eastAsia="游ゴシック Medium" w:hAnsi="游ゴシック Medium"/>
-              </w:rPr>
-            </w:pPr>
-          </w:p>
-          <w:p>
-            <w:pPr>
-              <w:rPr>
-                <w:rFonts w:ascii="游ゴシック Medium" w:eastAsia="游ゴシック Medium" w:hAnsi="游ゴシック Medium"/>
-              </w:rPr>
-            </w:pPr>
-          </w:p>
-          <w:p>
-            <w:pPr>
-              <w:rPr>
-                <w:rFonts w:ascii="游ゴシック Medium" w:eastAsia="游ゴシック Medium" w:hAnsi="游ゴシック Medium"/>
-              </w:rPr>
-            </w:pPr>
-          </w:p>
-          <w:p>
-            <w:pPr>
-              <w:rPr>
-                <w:rFonts w:ascii="游ゴシック Medium" w:eastAsia="游ゴシック Medium" w:hAnsi="游ゴシック Medium"/>
-              </w:rPr>
-            </w:pPr>
-          </w:p>
-          <w:p>
-            <w:pPr>
-              <w:rPr>
-                <w:rFonts w:ascii="游ゴシック Medium" w:eastAsia="游ゴシック Medium" w:hAnsi="游ゴシック Medium"/>
-              </w:rPr>
-            </w:pPr>
-          </w:p>
-          <w:p>
-            <w:pPr>
-              <w:rPr>
-                <w:rFonts w:ascii="游ゴシック Medium" w:eastAsia="游ゴシック Medium" w:hAnsi="游ゴシック Medium"/>
-              </w:rPr>
-            </w:pPr>
-          </w:p>
-          <w:p>
-            <w:pPr>
-              <w:rPr>
-                <w:rFonts w:ascii="游ゴシック Medium" w:eastAsia="游ゴシック Medium" w:hAnsi="游ゴシック Medium"/>
-              </w:rPr>
-            </w:pPr>
-          </w:p>
-          <w:p>
-            <w:pPr>
-              <w:rPr>
-                <w:rFonts w:ascii="游ゴシック Medium" w:eastAsia="游ゴシック Medium" w:hAnsi="游ゴシック Medium"/>
-              </w:rPr>
-            </w:pPr>
-          </w:p>
-          <w:p>
-            <w:pPr>
-              <w:rPr>
-                <w:rFonts w:ascii="游ゴシック Medium" w:eastAsia="游ゴシック Medium" w:hAnsi="游ゴシック Medium"/>
-              </w:rPr>
-            </w:pPr>
-          </w:p>
-          <w:p>
-            <w:pPr>
-              <w:rPr>
-                <w:rFonts w:ascii="游ゴシック Medium" w:eastAsia="游ゴシック Medium" w:hAnsi="游ゴシック Medium"/>
-              </w:rPr>
-            </w:pPr>
-          </w:p>
-          <w:p>
-            <w:pPr>
-              <w:rPr>
-                <w:rFonts w:ascii="游ゴシック Medium" w:eastAsia="游ゴシック Medium" w:hAnsi="游ゴシック Medium"/>
-              </w:rPr>
-            </w:pPr>
-          </w:p>
-          <w:p>
-            <w:pPr>
-              <w:rPr>
-                <w:rFonts w:ascii="游ゴシック Medium" w:eastAsia="游ゴシック Medium" w:hAnsi="游ゴシック Medium"/>
-              </w:rPr>
-            </w:pPr>
-          </w:p>
-          <w:p>
-            <w:pPr>
-              <w:rPr>
-                <w:rFonts w:ascii="游ゴシック Medium" w:eastAsia="游ゴシック Medium" w:hAnsi="游ゴシック Medium"/>
-              </w:rPr>
-            </w:pPr>
-          </w:p>
-          <w:p>
-            <w:pPr>
-              <w:rPr>
-                <w:rFonts w:ascii="游ゴシック Medium" w:eastAsia="游ゴシック Medium" w:hAnsi="游ゴシック Medium"/>
-              </w:rPr>
-            </w:pPr>
-          </w:p>
-          <w:p>
-            <w:pPr>
-              <w:rPr>
-                <w:rFonts w:ascii="游ゴシック Medium" w:eastAsia="游ゴシック Medium" w:hAnsi="游ゴシック Medium"/>
-              </w:rPr>
-            </w:pPr>
-          </w:p>
+            <w:r>
+              <w:t>【実技：筋力トレーニング】</w:t>
+            </w:r>
+          </w:p>
+          <w:p>
+            <w:r>
+              <w:t>■SLR：腸腰筋・</w:t>
+            </w:r>
+            <w:r>
+              <w:rPr>
+                <w:rFonts w:hint="eastAsia"/>
+              </w:rPr>
+              <w:t>大腿四頭筋・</w:t>
+            </w:r>
+            <w:r>
+              <w:t>腹直筋下部・外腹斜筋。下ろす時（遠心性収縮）をゆっくり・息を吐きながら意識</w:t>
+            </w:r>
+          </w:p>
+          <w:p>
+            <w:r>
+              <w:t>■逆SLR：かかとをベッドに押し付ける。下肢後面全体強化・立脚後期（ターミナルスタンス〜プレスイング）に直結・姿勢改善</w:t>
+            </w:r>
+          </w:p>
+          <w:p>
+            <w:r>
+              <w:t>■ブリッジ：目的①大臀筋強化、目的②麻痺側骨盤の後方回旋→前方回旋への誘導。同じ動作でもPTの目的・声かけで効果が変わる</w:t>
+            </w:r>
+          </w:p>
+          <w:p>
+            <w:r>
+              <w:t>■キッキング：股関節屈曲・膝屈曲・足背屈からスタートしすべて伸展。足裏より膝裏への抵抗が強くなるのが正しい形</w:t>
+            </w:r>
+          </w:p>
+          <w:p>
+            <w:pPr>
+              <w:rPr>
+                <w:rFonts w:ascii="游ゴシック Medium" w:eastAsia="游ゴシック Medium" w:hAnsi="游ゴシック Medium"/>
+              </w:rPr>
+            </w:pPr>
+            <w:r>
+              <w:t>■ハーフスクワット：膝とつま先が一致する深さ。麻痺側に重心を置きPTが骨盤を介助 → 筋緊張の正常化・協調性改善</w:t>
+            </w:r>
+          </w:p>
+          <w:p>
+            <w:pPr>
+              <w:rPr>
+                <w:rFonts w:ascii="游ゴシック Medium" w:eastAsia="游ゴシック Medium" w:hAnsi="游ゴシック Medium"/>
+              </w:rPr>
+            </w:pPr>
+          </w:p>
+          <w:p>
+            <w:r>
+              <w:t>【実技：ストレッチ・ROM訓練】</w:t>
+            </w:r>
+          </w:p>
+          <w:p>
+            <w:r>
+              <w:t>■肩甲骨ストレッチ</w:t>
+            </w:r>
+          </w:p>
+          <w:p>
+            <w:r>
+              <w:t>・内側縁に指3本・外側縁に母指球を引っかけて肩甲骨を捕まえる</w:t>
+            </w:r>
+          </w:p>
+          <w:p>
+            <w:r>
+              <w:t>・胸郭の丸みに沿って外転方向に誘導（水平に引くと痛みの原因）</w:t>
+            </w:r>
+          </w:p>
+          <w:p>
+            <w:r>
+              <w:t>・外転→戻す繰り返し後、挙上・外転・下制・内転の円運動で仕上げ</w:t>
+            </w:r>
+          </w:p>
+          <w:p>
+            <w:r>
+              <w:t>・PTの立ち位置・姿勢の安定（近づく・体を安定させる）も重要</w:t>
+            </w:r>
+          </w:p>
+          <w:p/>
         </w:tc>
       </w:tr>
       <w:tr>
@@ -839,33 +753,51 @@
             </w:tcBorders>
           </w:tcPr>
           <w:p>
-            <w:pPr>
-              <w:rPr>
-                <w:rFonts w:ascii="游ゴシック Medium" w:eastAsia="游ゴシック Medium" w:hAnsi="游ゴシック Medium"/>
-              </w:rPr>
-            </w:pPr>
-          </w:p>
-          <w:p>
-            <w:pPr>
-              <w:rPr>
-                <w:rFonts w:ascii="游ゴシック Medium" w:eastAsia="游ゴシック Medium" w:hAnsi="游ゴシック Medium"/>
-              </w:rPr>
-            </w:pPr>
-          </w:p>
-          <w:p>
-            <w:pPr>
-              <w:rPr>
-                <w:rFonts w:ascii="游ゴシック Medium" w:eastAsia="游ゴシック Medium" w:hAnsi="游ゴシック Medium"/>
-              </w:rPr>
-            </w:pPr>
-          </w:p>
-          <w:p>
-            <w:pPr>
-              <w:rPr>
-                <w:rFonts w:ascii="游ゴシック Medium" w:eastAsia="游ゴシック Medium" w:hAnsi="游ゴシック Medium"/>
-              </w:rPr>
-            </w:pPr>
-          </w:p>
+            <w:r>
+              <w:rPr>
+                <w:rFonts w:hint="eastAsia"/>
+              </w:rPr>
+              <w:t>トイレ動作は</w:t>
+            </w:r>
+            <w:r>
+              <w:t>患者</w:t>
+            </w:r>
+            <w:r>
+              <w:rPr>
+                <w:rFonts w:hint="eastAsia"/>
+              </w:rPr>
+              <w:t>には</w:t>
+            </w:r>
+            <w:r>
+              <w:t>「失敗が恥ずかしくて頼めない」「家族にも羞恥心がある」</w:t>
+            </w:r>
+          </w:p>
+          <w:p>
+            <w:r>
+              <w:t>■肩甲骨ストレッチ</w:t>
+            </w:r>
+          </w:p>
+          <w:p>
+            <w:r>
+              <w:t>・内側縁に指3本・外側縁に母指球を引っかけて肩甲骨を捕まえる</w:t>
+            </w:r>
+          </w:p>
+          <w:p>
+            <w:r>
+              <w:t>・胸郭の丸みに沿って外転方向に誘導（水平に引くと痛みの原因）</w:t>
+            </w:r>
+          </w:p>
+          <w:p>
+            <w:r>
+              <w:t>・外転→戻す繰り返し後、挙上・外転・下制・内転の円運動で仕上げ</w:t>
+            </w:r>
+          </w:p>
+          <w:p>
+            <w:r>
+              <w:t>・PTの立ち位置・姿勢の安定（近づく・体を安定させる）も重要</w:t>
+            </w:r>
+          </w:p>
+          <w:p/>
         </w:tc>
       </w:tr>
       <w:tr>
@@ -918,25 +850,14 @@
             </w:tcBorders>
           </w:tcPr>
           <w:p>
-            <w:pPr>
-              <w:rPr>
-                <w:rFonts w:ascii="游ゴシック Medium" w:eastAsia="游ゴシック Medium" w:hAnsi="游ゴシック Medium"/>
-              </w:rPr>
-            </w:pPr>
-          </w:p>
-          <w:p>
-            <w:pPr>
-              <w:rPr>
-                <w:rFonts w:ascii="游ゴシック Medium" w:eastAsia="游ゴシック Medium" w:hAnsi="游ゴシック Medium"/>
-              </w:rPr>
-            </w:pPr>
-          </w:p>
-          <w:p>
-            <w:pPr>
-              <w:rPr>
-                <w:rFonts w:ascii="游ゴシック Medium" w:eastAsia="游ゴシック Medium" w:hAnsi="游ゴシック Medium"/>
-              </w:rPr>
-            </w:pPr>
+            <w:r>
+              <w:t>・1B抑制（自原抑制）のメカニズム：筋腱への張力（伸張）刺激 → ゴルジ腱器官 → Ib求心性線維 → 脊髄介在ニューロン → 抑制性介在ニューロン → α運動ニューロン抑制 → 当該筋弛緩（拮抗筋は興奮）</w:t>
+            </w:r>
+          </w:p>
+          <w:p>
+            <w:r>
+              <w:t>・遠心性収縮：筋が伸張しながら収縮する形態。着座や下り動作でのブレーキとして働く。求心性収縮より筋への負荷が大きい（遠心性 &gt; 等尺性 &gt; 求心性）</w:t>
+            </w:r>
           </w:p>
         </w:tc>
       </w:tr>
@@ -996,13 +917,15 @@
                 <w:rFonts w:ascii="游ゴシック Medium" w:eastAsia="游ゴシック Medium" w:hAnsi="游ゴシック Medium"/>
               </w:rPr>
             </w:pPr>
-          </w:p>
-          <w:p>
-            <w:pPr>
-              <w:rPr>
-                <w:rFonts w:ascii="游ゴシック Medium" w:eastAsia="游ゴシック Medium" w:hAnsi="游ゴシック Medium"/>
-              </w:rPr>
-            </w:pPr>
+            <w:r>
+              <w:t>・トイレ動作がこれほど多くの要素に分解できることに驚いた。「一部介助」という評価で漠然と捉えていたが、どの項目に問題があるかを特定することで治療の方向性が明確になると実感した</w:t>
+            </w:r>
+            <w:r>
+              <w:rPr>
+                <w:rFonts w:hint="eastAsia"/>
+              </w:rPr>
+              <w:t>。</w:t>
+            </w:r>
           </w:p>
         </w:tc>
       </w:tr>
